--- a/lc-payment-wc/analysis/Trade_Finance_Payment_Component_Architecture_v4-cn.docx
+++ b/lc-payment-wc/analysis/Trade_Finance_Payment_Component_Architecture_v4-cn.docx
@@ -1391,6 +1391,24 @@
           <w:color w:val="7A5B00"/>
         </w:rPr>
         <w:t xml:space="preserve">註：本範例之 Step 2 分攤，於正式設計中應對應第八節 Charge Settlement Engine 之 Collect Legs 產出結果，而非由 Payment Component 直接硬編碼各 Commission GL。</w:t>
+      </w:r>
+    </w:p>
+    <w:p>
+      <w:pPr>
+        <w:pBdr>
+          <w:left w:val="single" w:color="D9A400" w:sz="12"/>
+        </w:pBdr>
+        <w:shd w:fill="FFF7E6" w:val="clear"/>
+        <w:spacing w:after="160" w:before="60"/>
+        <w:ind w:left="200"/>
+      </w:pPr>
+      <w:r>
+        <w:rPr>
+          <w:i/>
+          <w:iCs/>
+          <w:color w:val="7A5B00"/>
+        </w:rPr>
+        <w:t xml:space="preserve">補充註記（本次系統開發後新增）：本節提出的 Payment Clearing／SUSPENSE 銜接模式，已在 lc-payment-wc 專案的 Payment Component Simulator 中被實作為更通用的版本——不限於 LC Issue，可套用於任何案例，並支援多筆、跨幣別的 Suspense 分錄，各自搭配對應的 FX Exchange 配平分錄以確保依幣別亦能平帳（見 business-case-runner.component.ts 的 suspenseBridgeLeg()／fxExchangePairLegs()／suspenseBridgeLegs()）。命名慣例與本文不同：本文使用單一「Payment Clearing」科目，程式碼使用「Suspense - Debit」／「Suspense - Credit」兩個獨立科目——兩者為同一概念的不同具體化，並非彼此矛盾，正式導入生產環境時應統一命名慣例。</w:t>
       </w:r>
     </w:p>
     <w:p>

--- a/lc-payment-wc/analysis/Trade_Finance_Payment_Component_Architecture_v4-cn.docx
+++ b/lc-payment-wc/analysis/Trade_Finance_Payment_Component_Architecture_v4-cn.docx
@@ -1409,6 +1409,24 @@
           <w:color w:val="7A5B00"/>
         </w:rPr>
         <w:t xml:space="preserve">補充註記（本次系統開發後新增）：本節提出的 Payment Clearing／SUSPENSE 銜接模式，已在 lc-payment-wc 專案的 Payment Component Simulator 中被實作為更通用的版本——不限於 LC Issue，可套用於任何案例，並支援多筆、跨幣別的 Suspense 分錄，各自搭配對應的 FX Exchange 配平分錄以確保依幣別亦能平帳（見 business-case-runner.component.ts 的 suspenseBridgeLeg()／fxExchangePairLegs()／suspenseBridgeLegs()）。命名慣例與本文不同：本文使用單一「Payment Clearing」科目，程式碼使用「Suspense - Debit」／「Suspense - Credit」兩個獨立科目——兩者為同一概念的不同具體化，並非彼此矛盾，正式導入生產環境時應統一命名慣例。</w:t>
+      </w:r>
+    </w:p>
+    <w:p>
+      <w:pPr>
+        <w:pBdr>
+          <w:left w:val="single" w:color="D9A400" w:sz="12"/>
+        </w:pBdr>
+        <w:shd w:fill="FFF7E6" w:val="clear"/>
+        <w:spacing w:after="160" w:before="60"/>
+        <w:ind w:left="200"/>
+      </w:pPr>
+      <w:r>
+        <w:rPr>
+          <w:i/>
+          <w:iCs/>
+          <w:color w:val="7A5B00"/>
+        </w:rPr>
+        <w:t xml:space="preserve">補充註記二（2026-08-09 新增）：本節這個「無真正 Credit Leg、Payment Clearing 全部改由 Suspense Credit 提供」的確切情境，現已由 Payment Component Simulator 中一個專屬案例——iplc-issue-charge-bridge（「Issue — Charge Component Bridge」，chargeBridge: true）——端到端模擬，並非僅止於上述通用銜接模式的一個特例。此銜接演算法其後已移植到微服務端（v1.4.0 起，domain/suspenseBridge.ts），並針對這個「Credit Legs 完全為空、Debit 對側直接由 Suspense Credit 抵銷」的模式做了進一步精煉：FX Exchange 配平分錄現在只反映各幣別 Debit Legs 與 Suspense Credit 之間的差額（diff = 0 時完全不產生 FX 分錄），而非不分青紅皂白地按毛額產生——詳見 lc-payment-wc/CLAUDE.md 的「Charge Component ↔ Payment Component boundary」一節與微服務自身的 README.md。</w:t>
       </w:r>
     </w:p>
     <w:p>
